--- a/pr-preview/pr-69/chapters/15-outcome-regression-propensity-scores.docx
+++ b/pr-preview/pr-69/chapters/15-outcome-regression-propensity-scores.docx
@@ -2688,59 +2688,61 @@
           </m:accPr>
           <m:e>
             <m:r>
+              <m:rPr>
+                <m:nor/>
+                <m:sty m:val="p"/>
+              </m:rPr>
               <m:t>E</m:t>
             </m:r>
           </m:e>
         </m:acc>
-        <m:r>
-          <m:rPr>
-            <m:sty m:val="p"/>
-          </m:rPr>
-          <m:t>[</m:t>
-        </m:r>
-        <m:r>
-          <m:t>Y</m:t>
-        </m:r>
-        <m:r>
-          <m:rPr>
-            <m:sty m:val="p"/>
-          </m:rPr>
-          <m:t>∣</m:t>
-        </m:r>
-        <m:r>
-          <m:t>A</m:t>
-        </m:r>
-        <m:r>
-          <m:rPr>
-            <m:sty m:val="p"/>
-          </m:rPr>
-          <m:t>=</m:t>
-        </m:r>
-        <m:r>
-          <m:t>a</m:t>
-        </m:r>
-        <m:r>
-          <m:rPr>
-            <m:sty m:val="p"/>
-          </m:rPr>
-          <m:t>,</m:t>
-        </m:r>
-        <m:r>
-          <m:rPr>
-            <m:nor/>
-            <m:sty m:val="p"/>
-          </m:rPr>
-          <m:t>stratum </m:t>
-        </m:r>
-        <m:r>
-          <m:t>s</m:t>
-        </m:r>
-        <m:r>
-          <m:rPr>
-            <m:sty m:val="p"/>
-          </m:rPr>
-          <m:t>]</m:t>
-        </m:r>
+        <m:d>
+          <m:dPr>
+            <m:begChr m:val="["/>
+            <m:sepChr m:val=""/>
+            <m:endChr m:val="]"/>
+            <m:grow/>
+          </m:dPr>
+          <m:e>
+            <m:r>
+              <m:t>Y</m:t>
+            </m:r>
+            <m:r>
+              <m:rPr>
+                <m:sty m:val="p"/>
+              </m:rPr>
+              <m:t>∣</m:t>
+            </m:r>
+            <m:r>
+              <m:t>A</m:t>
+            </m:r>
+            <m:r>
+              <m:rPr>
+                <m:sty m:val="p"/>
+              </m:rPr>
+              <m:t>=</m:t>
+            </m:r>
+            <m:r>
+              <m:t>a</m:t>
+            </m:r>
+            <m:r>
+              <m:rPr>
+                <m:sty m:val="p"/>
+              </m:rPr>
+              <m:t>,</m:t>
+            </m:r>
+            <m:r>
+              <m:rPr>
+                <m:nor/>
+                <m:sty m:val="p"/>
+              </m:rPr>
+              <m:t>stratum </m:t>
+            </m:r>
+            <m:r>
+              <m:t>s</m:t>
+            </m:r>
+          </m:e>
+        </m:d>
       </m:oMath>
     </w:p>
     <w:p>
@@ -2770,34 +2772,36 @@
             </m:accPr>
             <m:e>
               <m:r>
+                <m:rPr>
+                  <m:nor/>
+                  <m:sty m:val="p"/>
+                </m:rPr>
                 <m:t>E</m:t>
               </m:r>
             </m:e>
           </m:acc>
-          <m:r>
-            <m:rPr>
-              <m:sty m:val="p"/>
-            </m:rPr>
-            <m:t>[</m:t>
-          </m:r>
-          <m:sSup>
+          <m:d>
+            <m:dPr>
+              <m:begChr m:val="["/>
+              <m:sepChr m:val=""/>
+              <m:endChr m:val="]"/>
+              <m:grow/>
+            </m:dPr>
             <m:e>
-              <m:r>
-                <m:t>Y</m:t>
-              </m:r>
+              <m:sSup>
+                <m:e>
+                  <m:r>
+                    <m:t>Y</m:t>
+                  </m:r>
+                </m:e>
+                <m:sup>
+                  <m:r>
+                    <m:t>a</m:t>
+                  </m:r>
+                </m:sup>
+              </m:sSup>
             </m:e>
-            <m:sup>
-              <m:r>
-                <m:t>a</m:t>
-              </m:r>
-            </m:sup>
-          </m:sSup>
-          <m:r>
-            <m:rPr>
-              <m:sty m:val="p"/>
-            </m:rPr>
-            <m:t>]</m:t>
-          </m:r>
+          </m:d>
           <m:r>
             <m:rPr>
               <m:sty m:val="p"/>
@@ -2837,61 +2841,63 @@
                 </m:accPr>
                 <m:e>
                   <m:r>
+                    <m:rPr>
+                      <m:nor/>
+                      <m:sty m:val="p"/>
+                    </m:rPr>
                     <m:t>E</m:t>
                   </m:r>
                 </m:e>
               </m:acc>
             </m:e>
           </m:nary>
-          <m:r>
-            <m:rPr>
-              <m:sty m:val="p"/>
-            </m:rPr>
-            <m:t>[</m:t>
-          </m:r>
-          <m:r>
-            <m:t>Y</m:t>
-          </m:r>
-          <m:r>
-            <m:rPr>
-              <m:sty m:val="p"/>
-            </m:rPr>
-            <m:t>∣</m:t>
-          </m:r>
-          <m:r>
-            <m:t>A</m:t>
-          </m:r>
-          <m:r>
-            <m:rPr>
-              <m:sty m:val="p"/>
-            </m:rPr>
-            <m:t>=</m:t>
-          </m:r>
-          <m:r>
-            <m:t>a</m:t>
-          </m:r>
-          <m:r>
-            <m:rPr>
-              <m:sty m:val="p"/>
-            </m:rPr>
-            <m:t>,</m:t>
-          </m:r>
-          <m:r>
-            <m:rPr>
-              <m:nor/>
-              <m:sty m:val="p"/>
-            </m:rPr>
-            <m:t>stratum </m:t>
-          </m:r>
-          <m:r>
-            <m:t>s</m:t>
-          </m:r>
-          <m:r>
-            <m:rPr>
-              <m:sty m:val="p"/>
-            </m:rPr>
-            <m:t>]</m:t>
-          </m:r>
+          <m:d>
+            <m:dPr>
+              <m:begChr m:val="["/>
+              <m:sepChr m:val=""/>
+              <m:endChr m:val="]"/>
+              <m:grow/>
+            </m:dPr>
+            <m:e>
+              <m:r>
+                <m:t>Y</m:t>
+              </m:r>
+              <m:r>
+                <m:rPr>
+                  <m:sty m:val="p"/>
+                </m:rPr>
+                <m:t>∣</m:t>
+              </m:r>
+              <m:r>
+                <m:t>A</m:t>
+              </m:r>
+              <m:r>
+                <m:rPr>
+                  <m:sty m:val="p"/>
+                </m:rPr>
+                <m:t>=</m:t>
+              </m:r>
+              <m:r>
+                <m:t>a</m:t>
+              </m:r>
+              <m:r>
+                <m:rPr>
+                  <m:sty m:val="p"/>
+                </m:rPr>
+                <m:t>,</m:t>
+              </m:r>
+              <m:r>
+                <m:rPr>
+                  <m:nor/>
+                  <m:sty m:val="p"/>
+                </m:rPr>
+                <m:t>stratum </m:t>
+              </m:r>
+              <m:r>
+                <m:t>s</m:t>
+              </m:r>
+            </m:e>
+          </m:d>
           <m:r>
             <m:rPr>
               <m:sty m:val="p"/>
@@ -4967,34 +4973,36 @@
             </m:accPr>
             <m:e>
               <m:r>
+                <m:rPr>
+                  <m:nor/>
+                  <m:sty m:val="p"/>
+                </m:rPr>
                 <m:t>E</m:t>
               </m:r>
             </m:e>
           </m:acc>
-          <m:r>
-            <m:rPr>
-              <m:sty m:val="p"/>
-            </m:rPr>
-            <m:t>[</m:t>
-          </m:r>
-          <m:sSup>
+          <m:d>
+            <m:dPr>
+              <m:begChr m:val="["/>
+              <m:sepChr m:val=""/>
+              <m:endChr m:val="]"/>
+              <m:grow/>
+            </m:dPr>
             <m:e>
-              <m:r>
-                <m:t>Y</m:t>
-              </m:r>
+              <m:sSup>
+                <m:e>
+                  <m:r>
+                    <m:t>Y</m:t>
+                  </m:r>
+                </m:e>
+                <m:sup>
+                  <m:r>
+                    <m:t>a</m:t>
+                  </m:r>
+                </m:sup>
+              </m:sSup>
             </m:e>
-            <m:sup>
-              <m:r>
-                <m:t>a</m:t>
-              </m:r>
-            </m:sup>
-          </m:sSup>
-          <m:r>
-            <m:rPr>
-              <m:sty m:val="p"/>
-            </m:rPr>
-            <m:t>]</m:t>
-          </m:r>
+          </m:d>
           <m:r>
             <m:rPr>
               <m:sty m:val="p"/>
@@ -5366,52 +5374,54 @@
           </m:accPr>
           <m:e>
             <m:r>
+              <m:rPr>
+                <m:nor/>
+                <m:sty m:val="p"/>
+              </m:rPr>
               <m:t>E</m:t>
             </m:r>
           </m:e>
         </m:acc>
-        <m:r>
-          <m:rPr>
-            <m:sty m:val="p"/>
-          </m:rPr>
-          <m:t>[</m:t>
-        </m:r>
-        <m:r>
-          <m:t>Y</m:t>
-        </m:r>
-        <m:r>
-          <m:rPr>
-            <m:sty m:val="p"/>
-          </m:rPr>
-          <m:t>∣</m:t>
-        </m:r>
-        <m:r>
-          <m:t>A</m:t>
-        </m:r>
-        <m:r>
-          <m:rPr>
-            <m:sty m:val="p"/>
-          </m:rPr>
-          <m:t>=</m:t>
-        </m:r>
-        <m:r>
-          <m:t>a</m:t>
-        </m:r>
-        <m:r>
-          <m:rPr>
-            <m:sty m:val="p"/>
-          </m:rPr>
-          <m:t>,</m:t>
-        </m:r>
-        <m:r>
-          <m:t>L</m:t>
-        </m:r>
-        <m:r>
-          <m:rPr>
-            <m:sty m:val="p"/>
-          </m:rPr>
-          <m:t>]</m:t>
-        </m:r>
+        <m:d>
+          <m:dPr>
+            <m:begChr m:val="["/>
+            <m:sepChr m:val=""/>
+            <m:endChr m:val="]"/>
+            <m:grow/>
+          </m:dPr>
+          <m:e>
+            <m:r>
+              <m:t>Y</m:t>
+            </m:r>
+            <m:r>
+              <m:rPr>
+                <m:sty m:val="p"/>
+              </m:rPr>
+              <m:t>∣</m:t>
+            </m:r>
+            <m:r>
+              <m:t>A</m:t>
+            </m:r>
+            <m:r>
+              <m:rPr>
+                <m:sty m:val="p"/>
+              </m:rPr>
+              <m:t>=</m:t>
+            </m:r>
+            <m:r>
+              <m:t>a</m:t>
+            </m:r>
+            <m:r>
+              <m:rPr>
+                <m:sty m:val="p"/>
+              </m:rPr>
+              <m:t>,</m:t>
+            </m:r>
+            <m:r>
+              <m:t>L</m:t>
+            </m:r>
+          </m:e>
+        </m:d>
       </m:oMath>
       <w:r>
         <w:t xml:space="preserve"> </w:t>
